--- a/咨询周报_2026-08-19至2026-08-26.docx
+++ b/咨询周报_2026-08-19至2026-08-26.docx
@@ -130,7 +130,19 @@
     </w:p>
     <w:p>
       <w:r>
-        <w:t xml:space="preserve">PDF 已存：`lek\elevating-medical-affairs-seven-recommendations-for-high-per.pdf`（0.5 MB）</w:t>
+        <w:t xml:space="preserve">PDF 下载：</w:t>
+      </w:r>
+      <w:hyperlink r:id="rId3">
+        <w:r>
+          <w:rPr>
+            <w:color w:val="0563C1"/>
+            <w:u w:val="single"/>
+          </w:rPr>
+          <w:t xml:space="preserve">elevating-medical-affairs-seven-recommendations-for-high-per.pdf</w:t>
+        </w:r>
+      </w:hyperlink>
+      <w:r>
+        <w:t xml:space="preserve">（0.5 MB）</w:t>
       </w:r>
     </w:p>
     <w:p>
@@ -143,7 +155,7 @@
       <w:r>
         <w:t xml:space="preserve"> 2026/8/20 </w:t>
       </w:r>
-      <w:hyperlink r:id="rId3">
+      <w:hyperlink r:id="rId4">
         <w:r>
           <w:rPr>
             <w:color w:val="0563C1"/>
@@ -176,7 +188,7 @@
       <w:r>
         <w:t xml:space="preserve"> 2026/8/25 </w:t>
       </w:r>
-      <w:hyperlink r:id="rId4">
+      <w:hyperlink r:id="rId5">
         <w:r>
           <w:rPr>
             <w:color w:val="0563C1"/>
@@ -209,7 +221,7 @@
       <w:r>
         <w:t xml:space="preserve"> 2026/8/21 </w:t>
       </w:r>
-      <w:hyperlink r:id="rId5">
+      <w:hyperlink r:id="rId6">
         <w:r>
           <w:rPr>
             <w:color w:val="0563C1"/>
@@ -234,7 +246,7 @@
       <w:r>
         <w:t xml:space="preserve"> 2026/8/20 </w:t>
       </w:r>
-      <w:hyperlink r:id="rId6">
+      <w:hyperlink r:id="rId7">
         <w:r>
           <w:rPr>
             <w:color w:val="0563C1"/>
@@ -257,7 +269,7 @@
         <w:t xml:space="preserve">数据来源与说明</w:t>
       </w:r>
       <w:r>
-        <w:t xml:space="preserve">：德勤/BCG/LEK/摩根士丹利/William Blair 官网公开内容 + 麦肯锡中国站医药频道（国际站在当前网络不可达）；仅收录标题命中生物医药/CRO 关键词的条目；PDF 均为免登录直链下载，已做 %PDF 魔数校验。生成时间 2026-08-26 16:20，由 consulting_monitor.py 自动生成。</w:t>
+        <w:t xml:space="preserve">：德勤/BCG/LEK/摩根士丹利/William Blair 官网公开内容 + 麦肯锡中国站医药频道（国际站在当前网络不可达）；仅收录标题命中生物医药/CRO 关键词的条目；PDF 均为免登录直链下载，已做 %PDF 魔数校验。生成时间 2026-08-26 16:35，由 consulting_monitor.py 自动生成。</w:t>
       </w:r>
     </w:p>
     <w:sectPr>
